--- a/zalaczniki_zapytanie_nr1/Zalacznik_1_Formularz_ofertowy.docx
+++ b/zalaczniki_zapytanie_nr1/Zalacznik_1_Formularz_ofertowy.docx
@@ -674,7 +674,7 @@
         <w:rPr>
           <w:rFonts w:ascii="Calibri" w:cs="Calibri" w:eastAsia="Calibri" w:hAnsi="Calibri"/>
         </w:rPr>
-        <w:t xml:space="preserve">Pozycje formularza odpowiadają pozycjom Harmonogramu rzeczowo-finansowego (HRF) inwestycji. Wykonawca wystawia faktury w podziale na te pozycje. Ceny w złotych polskich (PLN).</w:t>
+        <w:t xml:space="preserve">Pozycje formularza odpowiadają pozycjom Harmonogramu rzeczowo-finansowego (HRF) inwestycji. Ceny w złotych polskich (PLN).</w:t>
       </w:r>
     </w:p>
     <w:tbl>
